--- a/writing/55-appendix.docx
+++ b/writing/55-appendix.docx
@@ -2,27 +2,2571 @@
 <file path=word/document.xml><?xml version="1.0" encoding="utf-8"?>
 <w:document xmlns:w="http://schemas.openxmlformats.org/wordprocessingml/2006/main" xmlns:m="http://schemas.openxmlformats.org/officeDocument/2006/math" xmlns:r="http://schemas.openxmlformats.org/officeDocument/2006/relationships" xmlns:o="urn:schemas-microsoft-com:office:office" xmlns:v="urn:schemas-microsoft-com:vml" xmlns:w10="urn:schemas-microsoft-com:office:word" xmlns:a="http://schemas.openxmlformats.org/drawingml/2006/main" xmlns:pic="http://schemas.openxmlformats.org/drawingml/2006/picture" xmlns:wp="http://schemas.openxmlformats.org/drawingml/2006/wordprocessingDrawing">
   <w:body>
-    <w:bookmarkStart w:id="12" w:name="appendix"/>
+    <w:bookmarkStart w:id="14" w:name="Xc02b1095fe035d2f218bf14431ef63629f299b5"/>
     <w:p>
       <w:pPr>
         <w:pStyle w:val="Heading1"/>
       </w:pPr>
       <w:r>
-        <w:t xml:space="preserve">1. Appendix</w:t>
+        <w:t xml:space="preserve">1. Appendix: Thermodynamic Correction of</w:t>
+      </w:r>
+      <w:r>
+        <w:t xml:space="preserve"> </w:t>
+      </w:r>
+      <m:oMath>
+        <m:sSub>
+          <m:e>
+            <m:r>
+              <m:t>P</m:t>
+            </m:r>
+          </m:e>
+          <m:sub>
+            <m:r>
+              <m:t>C</m:t>
+            </m:r>
+            <m:sSub>
+              <m:e>
+                <m:r>
+                  <m:t>O</m:t>
+                </m:r>
+              </m:e>
+              <m:sub>
+                <m:r>
+                  <m:t>2</m:t>
+                </m:r>
+              </m:sub>
+            </m:sSub>
+          </m:sub>
+        </m:sSub>
+      </m:oMath>
+      <w:r>
+        <w:t xml:space="preserve"> </w:t>
+      </w:r>
+      <w:r>
+        <w:t xml:space="preserve">Extractions</w:t>
       </w:r>
     </w:p>
-    <w:bookmarkStart w:id="11" w:name="X5a320362c19fbb9a0d497031784de26d114bb0f"/>
+    <w:bookmarkStart w:id="9" w:name="Xdd52081602f5faa9508128f35f776531d43bf68"/>
     <w:p>
       <w:pPr>
         <w:pStyle w:val="Heading2"/>
       </w:pPr>
       <w:r>
-        <w:t xml:space="preserve">1.1 Supplementary Materials and Reproducibility</w:t>
+        <w:t xml:space="preserve">1.1 A.1. Intrinsic Ionic Strength of the</w:t>
+      </w:r>
+      <w:r>
+        <w:t xml:space="preserve"> </w:t>
+      </w:r>
+      <m:oMath>
+        <m:sSub>
+          <m:e>
+            <m:r>
+              <m:t>P</m:t>
+            </m:r>
+          </m:e>
+          <m:sub>
+            <m:r>
+              <m:t>C</m:t>
+            </m:r>
+            <m:sSub>
+              <m:e>
+                <m:r>
+                  <m:t>O</m:t>
+                </m:r>
+              </m:e>
+              <m:sub>
+                <m:r>
+                  <m:t>2</m:t>
+                </m:r>
+              </m:sub>
+            </m:sSub>
+          </m:sub>
+        </m:sSub>
+      </m:oMath>
+      <w:r>
+        <w:t xml:space="preserve"> </w:t>
+      </w:r>
+      <w:r>
+        <w:t xml:space="preserve">Extractant</w:t>
       </w:r>
     </w:p>
     <w:p>
       <w:pPr>
         <w:pStyle w:val="FirstParagraph"/>
+      </w:pPr>
+      <w:r>
+        <w:t xml:space="preserve">Standard static soil test methods rely on the operational extraction of phosphorus. Strong extractants (e.g., Olsen P, P-AAE10) possess inherently high ionic strengths that dominate the soil matrix, rendering absolute thermodynamic comparisons invalid without complex modeling. In contrast, the</w:t>
+      </w:r>
+      <w:r>
+        <w:t xml:space="preserve"> </w:t>
+      </w:r>
+      <m:oMath>
+        <m:sSub>
+          <m:e>
+            <m:r>
+              <m:t>P</m:t>
+            </m:r>
+          </m:e>
+          <m:sub>
+            <m:r>
+              <m:t>C</m:t>
+            </m:r>
+            <m:sSub>
+              <m:e>
+                <m:r>
+                  <m:t>O</m:t>
+                </m:r>
+              </m:e>
+              <m:sub>
+                <m:r>
+                  <m:t>2</m:t>
+                </m:r>
+              </m:sub>
+            </m:sSub>
+          </m:sub>
+        </m:sSub>
+      </m:oMath>
+      <w:r>
+        <w:t xml:space="preserve"> </w:t>
+      </w:r>
+      <w:r>
+        <w:t xml:space="preserve">method utilizes a very weak extractant: water saturated with carbon dioxide at atmospheric pressure (1 atm) and 25 °C.</w:t>
+      </w:r>
+    </w:p>
+    <w:p>
+      <w:pPr>
+        <w:pStyle w:val="BodyText"/>
+      </w:pPr>
+      <w:r>
+        <w:t xml:space="preserve">To demonstrate that the</w:t>
+      </w:r>
+      <w:r>
+        <w:t xml:space="preserve"> </w:t>
+      </w:r>
+      <m:oMath>
+        <m:sSub>
+          <m:e>
+            <m:r>
+              <m:t>P</m:t>
+            </m:r>
+          </m:e>
+          <m:sub>
+            <m:r>
+              <m:t>C</m:t>
+            </m:r>
+            <m:sSub>
+              <m:e>
+                <m:r>
+                  <m:t>O</m:t>
+                </m:r>
+              </m:e>
+              <m:sub>
+                <m:r>
+                  <m:t>2</m:t>
+                </m:r>
+              </m:sub>
+            </m:sSub>
+          </m:sub>
+        </m:sSub>
+      </m:oMath>
+      <w:r>
+        <w:t xml:space="preserve"> </w:t>
+      </w:r>
+      <w:r>
+        <w:t xml:space="preserve">extractant adopts the native ionic strength of the soil, we calculate the intrinsic ionic strength (</w:t>
+      </w:r>
+      <m:oMath>
+        <m:r>
+          <m:t>I</m:t>
+        </m:r>
+      </m:oMath>
+      <w:r>
+        <w:t xml:space="preserve">) of the pure extractant.</w:t>
+      </w:r>
+    </w:p>
+    <w:p>
+      <w:pPr>
+        <w:pStyle w:val="BodyText"/>
+      </w:pPr>
+      <w:r>
+        <w:t xml:space="preserve">According to Henry’s Law, the concentration of dissolved</w:t>
+      </w:r>
+      <w:r>
+        <w:t xml:space="preserve"> </w:t>
+      </w:r>
+      <m:oMath>
+        <m:r>
+          <m:t>C</m:t>
+        </m:r>
+        <m:sSub>
+          <m:e>
+            <m:r>
+              <m:t>O</m:t>
+            </m:r>
+          </m:e>
+          <m:sub>
+            <m:r>
+              <m:t>2</m:t>
+            </m:r>
+          </m:sub>
+        </m:sSub>
+      </m:oMath>
+      <w:r>
+        <w:t xml:space="preserve"> </w:t>
+      </w:r>
+      <w:r>
+        <w:t xml:space="preserve">(denoted as</w:t>
+      </w:r>
+      <w:r>
+        <w:t xml:space="preserve"> </w:t>
+      </w:r>
+      <m:oMath>
+        <m:sSub>
+          <m:e>
+            <m:r>
+              <m:t>H</m:t>
+            </m:r>
+          </m:e>
+          <m:sub>
+            <m:r>
+              <m:t>2</m:t>
+            </m:r>
+          </m:sub>
+        </m:sSub>
+        <m:r>
+          <m:t>C</m:t>
+        </m:r>
+        <m:sSubSup>
+          <m:e>
+            <m:r>
+              <m:t>O</m:t>
+            </m:r>
+          </m:e>
+          <m:sub>
+            <m:r>
+              <m:t>3</m:t>
+            </m:r>
+          </m:sub>
+          <m:sup>
+            <m:r>
+              <m:rPr>
+                <m:sty m:val="p"/>
+              </m:rPr>
+              <m:t>*</m:t>
+            </m:r>
+          </m:sup>
+        </m:sSubSup>
+      </m:oMath>
+      <w:r>
+        <w:t xml:space="preserve">) is:</w:t>
+      </w:r>
+    </w:p>
+    <w:p>
+      <w:pPr>
+        <w:pStyle w:val="BodyText"/>
+      </w:pPr>
+      <m:oMathPara>
+        <m:oMathParaPr>
+          <m:jc m:val="center"/>
+        </m:oMathParaPr>
+        <m:oMath>
+          <m:r>
+            <m:rPr>
+              <m:sty m:val="p"/>
+            </m:rPr>
+            <m:t>[</m:t>
+          </m:r>
+          <m:sSub>
+            <m:e>
+              <m:r>
+                <m:t>H</m:t>
+              </m:r>
+            </m:e>
+            <m:sub>
+              <m:r>
+                <m:t>2</m:t>
+              </m:r>
+            </m:sub>
+          </m:sSub>
+          <m:r>
+            <m:t>C</m:t>
+          </m:r>
+          <m:sSubSup>
+            <m:e>
+              <m:r>
+                <m:t>O</m:t>
+              </m:r>
+            </m:e>
+            <m:sub>
+              <m:r>
+                <m:t>3</m:t>
+              </m:r>
+            </m:sub>
+            <m:sup>
+              <m:r>
+                <m:rPr>
+                  <m:sty m:val="p"/>
+                </m:rPr>
+                <m:t>*</m:t>
+              </m:r>
+            </m:sup>
+          </m:sSubSup>
+          <m:r>
+            <m:rPr>
+              <m:sty m:val="p"/>
+            </m:rPr>
+            <m:t>]</m:t>
+          </m:r>
+          <m:r>
+            <m:rPr>
+              <m:sty m:val="p"/>
+            </m:rPr>
+            <m:t>=</m:t>
+          </m:r>
+          <m:sSub>
+            <m:e>
+              <m:r>
+                <m:t>K</m:t>
+              </m:r>
+            </m:e>
+            <m:sub>
+              <m:r>
+                <m:t>H</m:t>
+              </m:r>
+            </m:sub>
+          </m:sSub>
+          <m:r>
+            <m:rPr>
+              <m:sty m:val="p"/>
+            </m:rPr>
+            <m:t>×</m:t>
+          </m:r>
+          <m:sSub>
+            <m:e>
+              <m:r>
+                <m:t>P</m:t>
+              </m:r>
+            </m:e>
+            <m:sub>
+              <m:r>
+                <m:t>C</m:t>
+              </m:r>
+              <m:sSub>
+                <m:e>
+                  <m:r>
+                    <m:t>O</m:t>
+                  </m:r>
+                </m:e>
+                <m:sub>
+                  <m:r>
+                    <m:t>2</m:t>
+                  </m:r>
+                </m:sub>
+              </m:sSub>
+            </m:sub>
+          </m:sSub>
+        </m:oMath>
+      </m:oMathPara>
+    </w:p>
+    <w:p>
+      <w:pPr>
+        <w:pStyle w:val="FirstParagraph"/>
+      </w:pPr>
+      <w:r>
+        <w:t xml:space="preserve">Given Henry’s constant (</w:t>
+      </w:r>
+      <m:oMath>
+        <m:sSub>
+          <m:e>
+            <m:r>
+              <m:t>K</m:t>
+            </m:r>
+          </m:e>
+          <m:sub>
+            <m:r>
+              <m:t>H</m:t>
+            </m:r>
+          </m:sub>
+        </m:sSub>
+        <m:r>
+          <m:rPr>
+            <m:sty m:val="p"/>
+          </m:rPr>
+          <m:t>≈</m:t>
+        </m:r>
+        <m:r>
+          <m:t>0.034</m:t>
+        </m:r>
+        <m:sSup>
+          <m:e>
+            <m:r>
+              <m:rPr>
+                <m:nor/>
+                <m:sty m:val="p"/>
+              </m:rPr>
+              <m:t> M atm</m:t>
+            </m:r>
+          </m:e>
+          <m:sup>
+            <m:r>
+              <m:rPr>
+                <m:sty m:val="p"/>
+              </m:rPr>
+              <m:t>−</m:t>
+            </m:r>
+            <m:r>
+              <m:t>1</m:t>
+            </m:r>
+          </m:sup>
+        </m:sSup>
+      </m:oMath>
+      <w:r>
+        <w:t xml:space="preserve">) and</w:t>
+      </w:r>
+      <w:r>
+        <w:t xml:space="preserve"> </w:t>
+      </w:r>
+      <m:oMath>
+        <m:sSub>
+          <m:e>
+            <m:r>
+              <m:t>P</m:t>
+            </m:r>
+          </m:e>
+          <m:sub>
+            <m:r>
+              <m:t>C</m:t>
+            </m:r>
+            <m:sSub>
+              <m:e>
+                <m:r>
+                  <m:t>O</m:t>
+                </m:r>
+              </m:e>
+              <m:sub>
+                <m:r>
+                  <m:t>2</m:t>
+                </m:r>
+              </m:sub>
+            </m:sSub>
+          </m:sub>
+        </m:sSub>
+        <m:r>
+          <m:rPr>
+            <m:sty m:val="p"/>
+          </m:rPr>
+          <m:t>=</m:t>
+        </m:r>
+        <m:r>
+          <m:t>1</m:t>
+        </m:r>
+        <m:r>
+          <m:rPr>
+            <m:nor/>
+            <m:sty m:val="p"/>
+          </m:rPr>
+          <m:t> atm</m:t>
+        </m:r>
+      </m:oMath>
+      <w:r>
+        <w:t xml:space="preserve">, the molarity of dissolved</w:t>
+      </w:r>
+      <w:r>
+        <w:t xml:space="preserve"> </w:t>
+      </w:r>
+      <m:oMath>
+        <m:r>
+          <m:t>C</m:t>
+        </m:r>
+        <m:sSub>
+          <m:e>
+            <m:r>
+              <m:t>O</m:t>
+            </m:r>
+          </m:e>
+          <m:sub>
+            <m:r>
+              <m:t>2</m:t>
+            </m:r>
+          </m:sub>
+        </m:sSub>
+      </m:oMath>
+      <w:r>
+        <w:t xml:space="preserve"> </w:t>
+      </w:r>
+      <w:r>
+        <w:t xml:space="preserve">is approximately</w:t>
+      </w:r>
+      <w:r>
+        <w:t xml:space="preserve"> </w:t>
+      </w:r>
+      <m:oMath>
+        <m:r>
+          <m:t>0.034</m:t>
+        </m:r>
+        <m:r>
+          <m:rPr>
+            <m:nor/>
+            <m:sty m:val="p"/>
+          </m:rPr>
+          <m:t> M</m:t>
+        </m:r>
+      </m:oMath>
+      <w:r>
+        <w:t xml:space="preserve">.</w:t>
+      </w:r>
+    </w:p>
+    <w:p>
+      <w:pPr>
+        <w:pStyle w:val="BodyText"/>
+      </w:pPr>
+      <w:r>
+        <w:t xml:space="preserve">The primary ionic species generated arise from the first dissociation of carbonic acid:</w:t>
+      </w:r>
+    </w:p>
+    <w:p>
+      <w:pPr>
+        <w:pStyle w:val="BodyText"/>
+      </w:pPr>
+      <m:oMathPara>
+        <m:oMathParaPr>
+          <m:jc m:val="center"/>
+        </m:oMathParaPr>
+        <m:oMath>
+          <m:sSub>
+            <m:e>
+              <m:r>
+                <m:t>H</m:t>
+              </m:r>
+            </m:e>
+            <m:sub>
+              <m:r>
+                <m:t>2</m:t>
+              </m:r>
+            </m:sub>
+          </m:sSub>
+          <m:r>
+            <m:t>C</m:t>
+          </m:r>
+          <m:sSubSup>
+            <m:e>
+              <m:r>
+                <m:t>O</m:t>
+              </m:r>
+            </m:e>
+            <m:sub>
+              <m:r>
+                <m:t>3</m:t>
+              </m:r>
+            </m:sub>
+            <m:sup>
+              <m:r>
+                <m:rPr>
+                  <m:sty m:val="p"/>
+                </m:rPr>
+                <m:t>*</m:t>
+              </m:r>
+            </m:sup>
+          </m:sSubSup>
+          <m:r>
+            <m:rPr>
+              <m:sty m:val="p"/>
+            </m:rPr>
+            <m:t>⇌</m:t>
+          </m:r>
+          <m:sSup>
+            <m:e>
+              <m:r>
+                <m:t>H</m:t>
+              </m:r>
+            </m:e>
+            <m:sup>
+              <m:r>
+                <m:rPr>
+                  <m:sty m:val="p"/>
+                </m:rPr>
+                <m:t>+</m:t>
+              </m:r>
+            </m:sup>
+          </m:sSup>
+          <m:r>
+            <m:rPr>
+              <m:sty m:val="p"/>
+            </m:rPr>
+            <m:t>+</m:t>
+          </m:r>
+          <m:r>
+            <m:t>H</m:t>
+          </m:r>
+          <m:r>
+            <m:t>C</m:t>
+          </m:r>
+          <m:sSubSup>
+            <m:e>
+              <m:r>
+                <m:t>O</m:t>
+              </m:r>
+            </m:e>
+            <m:sub>
+              <m:r>
+                <m:t>3</m:t>
+              </m:r>
+            </m:sub>
+            <m:sup>
+              <m:r>
+                <m:rPr>
+                  <m:sty m:val="p"/>
+                </m:rPr>
+                <m:t>−</m:t>
+              </m:r>
+            </m:sup>
+          </m:sSubSup>
+        </m:oMath>
+      </m:oMathPara>
+    </w:p>
+    <w:p>
+      <w:pPr>
+        <w:pStyle w:val="FirstParagraph"/>
+      </w:pPr>
+      <w:r>
+        <w:t xml:space="preserve">Using the acid dissociation constant (</w:t>
+      </w:r>
+      <m:oMath>
+        <m:sSub>
+          <m:e>
+            <m:r>
+              <m:t>K</m:t>
+            </m:r>
+          </m:e>
+          <m:sub>
+            <m:r>
+              <m:t>a</m:t>
+            </m:r>
+            <m:r>
+              <m:t>1</m:t>
+            </m:r>
+          </m:sub>
+        </m:sSub>
+        <m:r>
+          <m:rPr>
+            <m:sty m:val="p"/>
+          </m:rPr>
+          <m:t>=</m:t>
+        </m:r>
+        <m:r>
+          <m:t>4.46</m:t>
+        </m:r>
+        <m:r>
+          <m:rPr>
+            <m:sty m:val="p"/>
+          </m:rPr>
+          <m:t>×</m:t>
+        </m:r>
+        <m:sSup>
+          <m:e>
+            <m:r>
+              <m:t>10</m:t>
+            </m:r>
+          </m:e>
+          <m:sup>
+            <m:r>
+              <m:rPr>
+                <m:sty m:val="p"/>
+              </m:rPr>
+              <m:t>−</m:t>
+            </m:r>
+            <m:r>
+              <m:t>7</m:t>
+            </m:r>
+          </m:sup>
+        </m:sSup>
+      </m:oMath>
+      <w:r>
+        <w:t xml:space="preserve"> </w:t>
+      </w:r>
+      <w:r>
+        <w:t xml:space="preserve">at 25 °C):</w:t>
+      </w:r>
+    </w:p>
+    <w:p>
+      <w:pPr>
+        <w:pStyle w:val="BodyText"/>
+      </w:pPr>
+      <m:oMathPara>
+        <m:oMathParaPr>
+          <m:jc m:val="center"/>
+        </m:oMathParaPr>
+        <m:oMath>
+          <m:sSub>
+            <m:e>
+              <m:r>
+                <m:t>K</m:t>
+              </m:r>
+            </m:e>
+            <m:sub>
+              <m:r>
+                <m:t>a</m:t>
+              </m:r>
+              <m:r>
+                <m:t>1</m:t>
+              </m:r>
+            </m:sub>
+          </m:sSub>
+          <m:r>
+            <m:rPr>
+              <m:sty m:val="p"/>
+            </m:rPr>
+            <m:t>=</m:t>
+          </m:r>
+          <m:f>
+            <m:fPr>
+              <m:type m:val="bar"/>
+            </m:fPr>
+            <m:num>
+              <m:r>
+                <m:rPr>
+                  <m:sty m:val="p"/>
+                </m:rPr>
+                <m:t>[</m:t>
+              </m:r>
+              <m:sSup>
+                <m:e>
+                  <m:r>
+                    <m:t>H</m:t>
+                  </m:r>
+                </m:e>
+                <m:sup>
+                  <m:r>
+                    <m:rPr>
+                      <m:sty m:val="p"/>
+                    </m:rPr>
+                    <m:t>+</m:t>
+                  </m:r>
+                </m:sup>
+              </m:sSup>
+              <m:r>
+                <m:rPr>
+                  <m:sty m:val="p"/>
+                </m:rPr>
+                <m:t>]</m:t>
+              </m:r>
+              <m:r>
+                <m:rPr>
+                  <m:sty m:val="p"/>
+                </m:rPr>
+                <m:t>[</m:t>
+              </m:r>
+              <m:r>
+                <m:t>H</m:t>
+              </m:r>
+              <m:r>
+                <m:t>C</m:t>
+              </m:r>
+              <m:sSubSup>
+                <m:e>
+                  <m:r>
+                    <m:t>O</m:t>
+                  </m:r>
+                </m:e>
+                <m:sub>
+                  <m:r>
+                    <m:t>3</m:t>
+                  </m:r>
+                </m:sub>
+                <m:sup>
+                  <m:r>
+                    <m:rPr>
+                      <m:sty m:val="p"/>
+                    </m:rPr>
+                    <m:t>−</m:t>
+                  </m:r>
+                </m:sup>
+              </m:sSubSup>
+              <m:r>
+                <m:rPr>
+                  <m:sty m:val="p"/>
+                </m:rPr>
+                <m:t>]</m:t>
+              </m:r>
+            </m:num>
+            <m:den>
+              <m:r>
+                <m:rPr>
+                  <m:sty m:val="p"/>
+                </m:rPr>
+                <m:t>[</m:t>
+              </m:r>
+              <m:sSub>
+                <m:e>
+                  <m:r>
+                    <m:t>H</m:t>
+                  </m:r>
+                </m:e>
+                <m:sub>
+                  <m:r>
+                    <m:t>2</m:t>
+                  </m:r>
+                </m:sub>
+              </m:sSub>
+              <m:r>
+                <m:t>C</m:t>
+              </m:r>
+              <m:sSubSup>
+                <m:e>
+                  <m:r>
+                    <m:t>O</m:t>
+                  </m:r>
+                </m:e>
+                <m:sub>
+                  <m:r>
+                    <m:t>3</m:t>
+                  </m:r>
+                </m:sub>
+                <m:sup>
+                  <m:r>
+                    <m:rPr>
+                      <m:sty m:val="p"/>
+                    </m:rPr>
+                    <m:t>*</m:t>
+                  </m:r>
+                </m:sup>
+              </m:sSubSup>
+              <m:r>
+                <m:rPr>
+                  <m:sty m:val="p"/>
+                </m:rPr>
+                <m:t>]</m:t>
+              </m:r>
+            </m:den>
+          </m:f>
+        </m:oMath>
+      </m:oMathPara>
+    </w:p>
+    <w:p>
+      <w:pPr>
+        <w:pStyle w:val="FirstParagraph"/>
+      </w:pPr>
+      <w:r>
+        <w:t xml:space="preserve">Because</w:t>
+      </w:r>
+      <w:r>
+        <w:t xml:space="preserve"> </w:t>
+      </w:r>
+      <m:oMath>
+        <m:r>
+          <m:rPr>
+            <m:sty m:val="p"/>
+          </m:rPr>
+          <m:t>[</m:t>
+        </m:r>
+        <m:sSup>
+          <m:e>
+            <m:r>
+              <m:t>H</m:t>
+            </m:r>
+          </m:e>
+          <m:sup>
+            <m:r>
+              <m:rPr>
+                <m:sty m:val="p"/>
+              </m:rPr>
+              <m:t>+</m:t>
+            </m:r>
+          </m:sup>
+        </m:sSup>
+        <m:r>
+          <m:rPr>
+            <m:sty m:val="p"/>
+          </m:rPr>
+          <m:t>]</m:t>
+        </m:r>
+        <m:r>
+          <m:rPr>
+            <m:sty m:val="p"/>
+          </m:rPr>
+          <m:t>≈</m:t>
+        </m:r>
+        <m:r>
+          <m:rPr>
+            <m:sty m:val="p"/>
+          </m:rPr>
+          <m:t>[</m:t>
+        </m:r>
+        <m:r>
+          <m:t>H</m:t>
+        </m:r>
+        <m:r>
+          <m:t>C</m:t>
+        </m:r>
+        <m:sSubSup>
+          <m:e>
+            <m:r>
+              <m:t>O</m:t>
+            </m:r>
+          </m:e>
+          <m:sub>
+            <m:r>
+              <m:t>3</m:t>
+            </m:r>
+          </m:sub>
+          <m:sup>
+            <m:r>
+              <m:rPr>
+                <m:sty m:val="p"/>
+              </m:rPr>
+              <m:t>−</m:t>
+            </m:r>
+          </m:sup>
+        </m:sSubSup>
+        <m:r>
+          <m:rPr>
+            <m:sty m:val="p"/>
+          </m:rPr>
+          <m:t>]</m:t>
+        </m:r>
+      </m:oMath>
+      <w:r>
+        <w:t xml:space="preserve">, we can solve for the bicarbonate concentration:</w:t>
+      </w:r>
+    </w:p>
+    <w:p>
+      <w:pPr>
+        <w:pStyle w:val="BodyText"/>
+      </w:pPr>
+      <m:oMathPara>
+        <m:oMathParaPr>
+          <m:jc m:val="center"/>
+        </m:oMathParaPr>
+        <m:oMath>
+          <m:r>
+            <m:rPr>
+              <m:sty m:val="p"/>
+            </m:rPr>
+            <m:t>[</m:t>
+          </m:r>
+          <m:r>
+            <m:t>H</m:t>
+          </m:r>
+          <m:r>
+            <m:t>C</m:t>
+          </m:r>
+          <m:sSubSup>
+            <m:e>
+              <m:r>
+                <m:t>O</m:t>
+              </m:r>
+            </m:e>
+            <m:sub>
+              <m:r>
+                <m:t>3</m:t>
+              </m:r>
+            </m:sub>
+            <m:sup>
+              <m:r>
+                <m:rPr>
+                  <m:sty m:val="p"/>
+                </m:rPr>
+                <m:t>−</m:t>
+              </m:r>
+            </m:sup>
+          </m:sSubSup>
+          <m:r>
+            <m:rPr>
+              <m:sty m:val="p"/>
+            </m:rPr>
+            <m:t>]</m:t>
+          </m:r>
+          <m:r>
+            <m:rPr>
+              <m:sty m:val="p"/>
+            </m:rPr>
+            <m:t>=</m:t>
+          </m:r>
+          <m:rad>
+            <m:radPr>
+              <m:degHide m:val="on"/>
+            </m:radPr>
+            <m:deg/>
+            <m:e>
+              <m:r>
+                <m:t>4.46</m:t>
+              </m:r>
+              <m:r>
+                <m:rPr>
+                  <m:sty m:val="p"/>
+                </m:rPr>
+                <m:t>×</m:t>
+              </m:r>
+              <m:sSup>
+                <m:e>
+                  <m:r>
+                    <m:t>10</m:t>
+                  </m:r>
+                </m:e>
+                <m:sup>
+                  <m:r>
+                    <m:rPr>
+                      <m:sty m:val="p"/>
+                    </m:rPr>
+                    <m:t>−</m:t>
+                  </m:r>
+                  <m:r>
+                    <m:t>7</m:t>
+                  </m:r>
+                </m:sup>
+              </m:sSup>
+              <m:r>
+                <m:rPr>
+                  <m:sty m:val="p"/>
+                </m:rPr>
+                <m:t>×</m:t>
+              </m:r>
+              <m:r>
+                <m:t>0.034</m:t>
+              </m:r>
+            </m:e>
+          </m:rad>
+          <m:r>
+            <m:rPr>
+              <m:sty m:val="p"/>
+            </m:rPr>
+            <m:t>≈</m:t>
+          </m:r>
+          <m:r>
+            <m:t>1.23</m:t>
+          </m:r>
+          <m:r>
+            <m:rPr>
+              <m:sty m:val="p"/>
+            </m:rPr>
+            <m:t>×</m:t>
+          </m:r>
+          <m:sSup>
+            <m:e>
+              <m:r>
+                <m:t>10</m:t>
+              </m:r>
+            </m:e>
+            <m:sup>
+              <m:r>
+                <m:rPr>
+                  <m:sty m:val="p"/>
+                </m:rPr>
+                <m:t>−</m:t>
+              </m:r>
+              <m:r>
+                <m:t>4</m:t>
+              </m:r>
+            </m:sup>
+          </m:sSup>
+          <m:r>
+            <m:rPr>
+              <m:nor/>
+              <m:sty m:val="p"/>
+            </m:rPr>
+            <m:t> M</m:t>
+          </m:r>
+        </m:oMath>
+      </m:oMathPara>
+    </w:p>
+    <w:p>
+      <w:pPr>
+        <w:pStyle w:val="FirstParagraph"/>
+      </w:pPr>
+      <w:r>
+        <w:t xml:space="preserve">The intrinsic ionic strength (</w:t>
+      </w:r>
+      <m:oMath>
+        <m:r>
+          <m:t>I</m:t>
+        </m:r>
+      </m:oMath>
+      <w:r>
+        <w:t xml:space="preserve">) of the extractant is defined as:</w:t>
+      </w:r>
+    </w:p>
+    <w:p>
+      <w:pPr>
+        <w:pStyle w:val="BodyText"/>
+      </w:pPr>
+      <m:oMathPara>
+        <m:oMathParaPr>
+          <m:jc m:val="center"/>
+        </m:oMathParaPr>
+        <m:oMath>
+          <m:r>
+            <m:t>I</m:t>
+          </m:r>
+          <m:r>
+            <m:rPr>
+              <m:sty m:val="p"/>
+            </m:rPr>
+            <m:t>=</m:t>
+          </m:r>
+          <m:f>
+            <m:fPr>
+              <m:type m:val="bar"/>
+            </m:fPr>
+            <m:num>
+              <m:r>
+                <m:t>1</m:t>
+              </m:r>
+            </m:num>
+            <m:den>
+              <m:r>
+                <m:t>2</m:t>
+              </m:r>
+            </m:den>
+          </m:f>
+          <m:r>
+            <m:rPr>
+              <m:sty m:val="p"/>
+            </m:rPr>
+            <m:t>∑</m:t>
+          </m:r>
+          <m:r>
+            <m:rPr>
+              <m:sty m:val="p"/>
+            </m:rPr>
+            <m:t>(</m:t>
+          </m:r>
+          <m:sSub>
+            <m:e>
+              <m:r>
+                <m:t>C</m:t>
+              </m:r>
+            </m:e>
+            <m:sub>
+              <m:r>
+                <m:t>i</m:t>
+              </m:r>
+            </m:sub>
+          </m:sSub>
+          <m:sSubSup>
+            <m:e>
+              <m:r>
+                <m:t>z</m:t>
+              </m:r>
+            </m:e>
+            <m:sub>
+              <m:r>
+                <m:t>i</m:t>
+              </m:r>
+            </m:sub>
+            <m:sup>
+              <m:r>
+                <m:t>2</m:t>
+              </m:r>
+            </m:sup>
+          </m:sSubSup>
+          <m:r>
+            <m:rPr>
+              <m:sty m:val="p"/>
+            </m:rPr>
+            <m:t>)</m:t>
+          </m:r>
+        </m:oMath>
+      </m:oMathPara>
+    </w:p>
+    <w:p>
+      <w:pPr>
+        <w:pStyle w:val="FirstParagraph"/>
+      </w:pPr>
+      <m:oMathPara>
+        <m:oMathParaPr>
+          <m:jc m:val="center"/>
+        </m:oMathParaPr>
+        <m:oMath>
+          <m:r>
+            <m:t>I</m:t>
+          </m:r>
+          <m:r>
+            <m:rPr>
+              <m:sty m:val="p"/>
+            </m:rPr>
+            <m:t>=</m:t>
+          </m:r>
+          <m:f>
+            <m:fPr>
+              <m:type m:val="bar"/>
+            </m:fPr>
+            <m:num>
+              <m:r>
+                <m:t>1</m:t>
+              </m:r>
+            </m:num>
+            <m:den>
+              <m:r>
+                <m:t>2</m:t>
+              </m:r>
+            </m:den>
+          </m:f>
+          <m:d>
+            <m:dPr>
+              <m:begChr m:val="("/>
+              <m:sepChr m:val=""/>
+              <m:endChr m:val=")"/>
+              <m:grow/>
+            </m:dPr>
+            <m:e>
+              <m:r>
+                <m:rPr>
+                  <m:sty m:val="p"/>
+                </m:rPr>
+                <m:t>(</m:t>
+              </m:r>
+              <m:r>
+                <m:t>1.23</m:t>
+              </m:r>
+              <m:r>
+                <m:rPr>
+                  <m:sty m:val="p"/>
+                </m:rPr>
+                <m:t>×</m:t>
+              </m:r>
+              <m:sSup>
+                <m:e>
+                  <m:r>
+                    <m:t>10</m:t>
+                  </m:r>
+                </m:e>
+                <m:sup>
+                  <m:r>
+                    <m:rPr>
+                      <m:sty m:val="p"/>
+                    </m:rPr>
+                    <m:t>−</m:t>
+                  </m:r>
+                  <m:r>
+                    <m:t>4</m:t>
+                  </m:r>
+                </m:sup>
+              </m:sSup>
+              <m:r>
+                <m:rPr>
+                  <m:sty m:val="p"/>
+                </m:rPr>
+                <m:t>×</m:t>
+              </m:r>
+              <m:r>
+                <m:rPr>
+                  <m:sty m:val="p"/>
+                </m:rPr>
+                <m:t>(</m:t>
+              </m:r>
+              <m:r>
+                <m:rPr>
+                  <m:sty m:val="p"/>
+                </m:rPr>
+                <m:t>+</m:t>
+              </m:r>
+              <m:r>
+                <m:t>1</m:t>
+              </m:r>
+              <m:sSup>
+                <m:e>
+                  <m:r>
+                    <m:rPr>
+                      <m:sty m:val="p"/>
+                    </m:rPr>
+                    <m:t>)</m:t>
+                  </m:r>
+                </m:e>
+                <m:sup>
+                  <m:r>
+                    <m:t>2</m:t>
+                  </m:r>
+                </m:sup>
+              </m:sSup>
+              <m:r>
+                <m:rPr>
+                  <m:sty m:val="p"/>
+                </m:rPr>
+                <m:t>)</m:t>
+              </m:r>
+              <m:r>
+                <m:rPr>
+                  <m:sty m:val="p"/>
+                </m:rPr>
+                <m:t>+</m:t>
+              </m:r>
+              <m:r>
+                <m:rPr>
+                  <m:sty m:val="p"/>
+                </m:rPr>
+                <m:t>(</m:t>
+              </m:r>
+              <m:r>
+                <m:t>1.23</m:t>
+              </m:r>
+              <m:r>
+                <m:rPr>
+                  <m:sty m:val="p"/>
+                </m:rPr>
+                <m:t>×</m:t>
+              </m:r>
+              <m:sSup>
+                <m:e>
+                  <m:r>
+                    <m:t>10</m:t>
+                  </m:r>
+                </m:e>
+                <m:sup>
+                  <m:r>
+                    <m:rPr>
+                      <m:sty m:val="p"/>
+                    </m:rPr>
+                    <m:t>−</m:t>
+                  </m:r>
+                  <m:r>
+                    <m:t>4</m:t>
+                  </m:r>
+                </m:sup>
+              </m:sSup>
+              <m:r>
+                <m:rPr>
+                  <m:sty m:val="p"/>
+                </m:rPr>
+                <m:t>×</m:t>
+              </m:r>
+              <m:r>
+                <m:rPr>
+                  <m:sty m:val="p"/>
+                </m:rPr>
+                <m:t>(</m:t>
+              </m:r>
+              <m:r>
+                <m:rPr>
+                  <m:sty m:val="p"/>
+                </m:rPr>
+                <m:t>−</m:t>
+              </m:r>
+              <m:r>
+                <m:t>1</m:t>
+              </m:r>
+              <m:sSup>
+                <m:e>
+                  <m:r>
+                    <m:rPr>
+                      <m:sty m:val="p"/>
+                    </m:rPr>
+                    <m:t>)</m:t>
+                  </m:r>
+                </m:e>
+                <m:sup>
+                  <m:r>
+                    <m:t>2</m:t>
+                  </m:r>
+                </m:sup>
+              </m:sSup>
+              <m:r>
+                <m:rPr>
+                  <m:sty m:val="p"/>
+                </m:rPr>
+                <m:t>)</m:t>
+              </m:r>
+            </m:e>
+          </m:d>
+          <m:r>
+            <m:rPr>
+              <m:sty m:val="p"/>
+            </m:rPr>
+            <m:t>≈</m:t>
+          </m:r>
+          <m:r>
+            <m:t>0.00012</m:t>
+          </m:r>
+          <m:r>
+            <m:rPr>
+              <m:nor/>
+              <m:sty m:val="p"/>
+            </m:rPr>
+            <m:t> M</m:t>
+          </m:r>
+        </m:oMath>
+      </m:oMathPara>
+    </w:p>
+    <w:p>
+      <w:pPr>
+        <w:pStyle w:val="FirstParagraph"/>
+      </w:pPr>
+      <w:r>
+        <w:t xml:space="preserve">This intrinsic ionic strength (</w:t>
+      </w:r>
+      <m:oMath>
+        <m:r>
+          <m:rPr>
+            <m:sty m:val="p"/>
+          </m:rPr>
+          <m:t>≈</m:t>
+        </m:r>
+        <m:r>
+          <m:t>0.12</m:t>
+        </m:r>
+        <m:r>
+          <m:rPr>
+            <m:nor/>
+            <m:sty m:val="p"/>
+          </m:rPr>
+          <m:t> mM</m:t>
+        </m:r>
+      </m:oMath>
+      <w:r>
+        <w:t xml:space="preserve">) is infinitesimally small compared to native agricultural soil solutions (which typically range from</w:t>
+      </w:r>
+      <w:r>
+        <w:t xml:space="preserve"> </w:t>
+      </w:r>
+      <m:oMath>
+        <m:r>
+          <m:t>10</m:t>
+        </m:r>
+      </m:oMath>
+      <w:r>
+        <w:t xml:space="preserve"> </w:t>
+      </w:r>
+      <w:r>
+        <w:t xml:space="preserve">to</w:t>
+      </w:r>
+      <w:r>
+        <w:t xml:space="preserve"> </w:t>
+      </w:r>
+      <m:oMath>
+        <m:r>
+          <m:t>50</m:t>
+        </m:r>
+        <m:r>
+          <m:rPr>
+            <m:nor/>
+            <m:sty m:val="p"/>
+          </m:rPr>
+          <m:t> mM</m:t>
+        </m:r>
+      </m:oMath>
+      <w:r>
+        <w:t xml:space="preserve">). Therefore, the final ionic strength of the</w:t>
+      </w:r>
+      <w:r>
+        <w:t xml:space="preserve"> </w:t>
+      </w:r>
+      <m:oMath>
+        <m:sSub>
+          <m:e>
+            <m:r>
+              <m:t>P</m:t>
+            </m:r>
+          </m:e>
+          <m:sub>
+            <m:r>
+              <m:t>C</m:t>
+            </m:r>
+            <m:sSub>
+              <m:e>
+                <m:r>
+                  <m:t>O</m:t>
+                </m:r>
+              </m:e>
+              <m:sub>
+                <m:r>
+                  <m:t>2</m:t>
+                </m:r>
+              </m:sub>
+            </m:sSub>
+          </m:sub>
+        </m:sSub>
+      </m:oMath>
+      <w:r>
+        <w:t xml:space="preserve"> </w:t>
+      </w:r>
+      <w:r>
+        <w:t xml:space="preserve">extract is overwhelmingly dictated by the dissolved soluble salts of the specific soil being analyzed.</w:t>
+      </w:r>
+    </w:p>
+    <w:bookmarkEnd w:id="9"/>
+    <w:bookmarkStart w:id="10" w:name="X8ef57afce3e26af86625f37a3880dd9c4114bfc"/>
+    <w:p>
+      <w:pPr>
+        <w:pStyle w:val="Heading2"/>
+      </w:pPr>
+      <w:r>
+        <w:t xml:space="preserve">1.2 A.2. Justification for the Davies Equation</w:t>
+      </w:r>
+    </w:p>
+    <w:p>
+      <w:pPr>
+        <w:pStyle w:val="FirstParagraph"/>
+      </w:pPr>
+      <w:r>
+        <w:t xml:space="preserve">Because the</w:t>
+      </w:r>
+      <w:r>
+        <w:t xml:space="preserve"> </w:t>
+      </w:r>
+      <m:oMath>
+        <m:sSub>
+          <m:e>
+            <m:r>
+              <m:t>P</m:t>
+            </m:r>
+          </m:e>
+          <m:sub>
+            <m:r>
+              <m:t>C</m:t>
+            </m:r>
+            <m:sSub>
+              <m:e>
+                <m:r>
+                  <m:t>O</m:t>
+                </m:r>
+              </m:e>
+              <m:sub>
+                <m:r>
+                  <m:t>2</m:t>
+                </m:r>
+              </m:sub>
+            </m:sSub>
+          </m:sub>
+        </m:sSub>
+      </m:oMath>
+      <w:r>
+        <w:t xml:space="preserve"> </w:t>
+      </w:r>
+      <w:r>
+        <w:t xml:space="preserve">extract adopts the native ionic composition of the soil, reading the orthophosphate concentrations against an</w:t>
+      </w:r>
+      <w:r>
+        <w:t xml:space="preserve"> </w:t>
+      </w:r>
+      <m:oMath>
+        <m:r>
+          <m:t>I</m:t>
+        </m:r>
+        <m:r>
+          <m:rPr>
+            <m:sty m:val="p"/>
+          </m:rPr>
+          <m:t>=</m:t>
+        </m:r>
+        <m:r>
+          <m:t>0</m:t>
+        </m:r>
+      </m:oMath>
+      <w:r>
+        <w:t xml:space="preserve"> </w:t>
+      </w:r>
+      <w:r>
+        <w:t xml:space="preserve">(distilled water) calibration curve introduces systematic error. The true thermodynamic driving force for P-availability is the chemical</w:t>
+      </w:r>
+      <w:r>
+        <w:t xml:space="preserve"> </w:t>
+      </w:r>
+      <w:r>
+        <w:rPr>
+          <w:b/>
+          <w:bCs/>
+        </w:rPr>
+        <w:t xml:space="preserve">activity</w:t>
+      </w:r>
+      <w:r>
+        <w:t xml:space="preserve">, not the stoichiometric concentration.</w:t>
+      </w:r>
+    </w:p>
+    <w:p>
+      <w:pPr>
+        <w:pStyle w:val="BodyText"/>
+      </w:pPr>
+      <w:r>
+        <w:t xml:space="preserve">To correct for this, an activity coefficient (</w:t>
+      </w:r>
+      <m:oMath>
+        <m:r>
+          <m:t>γ</m:t>
+        </m:r>
+      </m:oMath>
+      <w:r>
+        <w:t xml:space="preserve">) must be applied. While the Pitzer equations are the gold standard for high-ionic-strength solutions (</w:t>
+      </w:r>
+      <m:oMath>
+        <m:r>
+          <m:t>I</m:t>
+        </m:r>
+        <m:r>
+          <m:rPr>
+            <m:sty m:val="p"/>
+          </m:rPr>
+          <m:t>&gt;</m:t>
+        </m:r>
+        <m:r>
+          <m:t>0.5</m:t>
+        </m:r>
+        <m:r>
+          <m:rPr>
+            <m:nor/>
+            <m:sty m:val="p"/>
+          </m:rPr>
+          <m:t> M</m:t>
+        </m:r>
+      </m:oMath>
+      <w:r>
+        <w:t xml:space="preserve">, such as the P-AAE10 extractant), the ionic strength of native agricultural soil solutions is typically much lower (</w:t>
+      </w:r>
+      <m:oMath>
+        <m:r>
+          <m:t>I</m:t>
+        </m:r>
+        <m:r>
+          <m:rPr>
+            <m:sty m:val="p"/>
+          </m:rPr>
+          <m:t>&lt;</m:t>
+        </m:r>
+        <m:r>
+          <m:t>0.1</m:t>
+        </m:r>
+        <m:r>
+          <m:rPr>
+            <m:nor/>
+            <m:sty m:val="p"/>
+          </m:rPr>
+          <m:t> M</m:t>
+        </m:r>
+      </m:oMath>
+      <w:r>
+        <w:t xml:space="preserve">).</w:t>
+      </w:r>
+    </w:p>
+    <w:p>
+      <w:pPr>
+        <w:pStyle w:val="BodyText"/>
+      </w:pPr>
+      <w:r>
+        <w:t xml:space="preserve">In this low-to-moderate ionic strength regime, the</w:t>
+      </w:r>
+      <w:r>
+        <w:t xml:space="preserve"> </w:t>
+      </w:r>
+      <w:r>
+        <w:rPr>
+          <w:b/>
+          <w:bCs/>
+        </w:rPr>
+        <w:t xml:space="preserve">Davies equation</w:t>
+      </w:r>
+      <w:r>
+        <w:t xml:space="preserve"> </w:t>
+      </w:r>
+      <w:r>
+        <w:t xml:space="preserve">(an empirical extension of the Debye-Hückel theory) is highly accurate and does not require complex, ion-specific interaction parameters.</w:t>
+      </w:r>
+    </w:p>
+    <w:p>
+      <w:pPr>
+        <w:pStyle w:val="BodyText"/>
+      </w:pPr>
+      <w:r>
+        <w:t xml:space="preserve">The Davies equation calculates the activity coefficient (</w:t>
+      </w:r>
+      <m:oMath>
+        <m:r>
+          <m:t>γ</m:t>
+        </m:r>
+      </m:oMath>
+      <w:r>
+        <w:t xml:space="preserve">) as follows:</w:t>
+      </w:r>
+    </w:p>
+    <w:p>
+      <w:pPr>
+        <w:pStyle w:val="BodyText"/>
+      </w:pPr>
+      <m:oMathPara>
+        <m:oMathParaPr>
+          <m:jc m:val="center"/>
+        </m:oMathParaPr>
+        <m:oMath>
+          <m:sSub>
+            <m:e>
+              <m:r>
+                <m:rPr>
+                  <m:sty m:val="p"/>
+                </m:rPr>
+                <m:t>log</m:t>
+              </m:r>
+            </m:e>
+            <m:sub>
+              <m:r>
+                <m:t>10</m:t>
+              </m:r>
+            </m:sub>
+          </m:sSub>
+          <m:r>
+            <m:rPr>
+              <m:sty m:val="p"/>
+            </m:rPr>
+            <m:t>(</m:t>
+          </m:r>
+          <m:r>
+            <m:t>γ</m:t>
+          </m:r>
+          <m:r>
+            <m:rPr>
+              <m:sty m:val="p"/>
+            </m:rPr>
+            <m:t>)</m:t>
+          </m:r>
+          <m:r>
+            <m:rPr>
+              <m:sty m:val="p"/>
+            </m:rPr>
+            <m:t>=</m:t>
+          </m:r>
+          <m:r>
+            <m:rPr>
+              <m:sty m:val="p"/>
+            </m:rPr>
+            <m:t>−</m:t>
+          </m:r>
+          <m:r>
+            <m:t>A</m:t>
+          </m:r>
+          <m:sSup>
+            <m:e>
+              <m:r>
+                <m:t>z</m:t>
+              </m:r>
+            </m:e>
+            <m:sup>
+              <m:r>
+                <m:t>2</m:t>
+              </m:r>
+            </m:sup>
+          </m:sSup>
+          <m:d>
+            <m:dPr>
+              <m:begChr m:val="("/>
+              <m:sepChr m:val=""/>
+              <m:endChr m:val=")"/>
+              <m:grow/>
+            </m:dPr>
+            <m:e>
+              <m:f>
+                <m:fPr>
+                  <m:type m:val="bar"/>
+                </m:fPr>
+                <m:num>
+                  <m:rad>
+                    <m:radPr>
+                      <m:degHide m:val="on"/>
+                    </m:radPr>
+                    <m:deg/>
+                    <m:e>
+                      <m:r>
+                        <m:t>I</m:t>
+                      </m:r>
+                    </m:e>
+                  </m:rad>
+                </m:num>
+                <m:den>
+                  <m:r>
+                    <m:t>1</m:t>
+                  </m:r>
+                  <m:r>
+                    <m:rPr>
+                      <m:sty m:val="p"/>
+                    </m:rPr>
+                    <m:t>+</m:t>
+                  </m:r>
+                  <m:rad>
+                    <m:radPr>
+                      <m:degHide m:val="on"/>
+                    </m:radPr>
+                    <m:deg/>
+                    <m:e>
+                      <m:r>
+                        <m:t>I</m:t>
+                      </m:r>
+                    </m:e>
+                  </m:rad>
+                </m:den>
+              </m:f>
+              <m:r>
+                <m:rPr>
+                  <m:sty m:val="p"/>
+                </m:rPr>
+                <m:t>−</m:t>
+              </m:r>
+              <m:r>
+                <m:t>0.3</m:t>
+              </m:r>
+              <m:r>
+                <m:t>I</m:t>
+              </m:r>
+            </m:e>
+          </m:d>
+        </m:oMath>
+      </m:oMathPara>
+    </w:p>
+    <w:p>
+      <w:pPr>
+        <w:pStyle w:val="FirstParagraph"/>
+      </w:pPr>
+      <w:r>
+        <w:t xml:space="preserve">Where:</w:t>
+      </w:r>
+      <w:r>
+        <w:t xml:space="preserve"> </w:t>
+      </w:r>
+      <w:r>
+        <w:t xml:space="preserve">*</w:t>
+      </w:r>
+      <w:r>
+        <w:t xml:space="preserve"> </w:t>
+      </w:r>
+      <m:oMath>
+        <m:r>
+          <m:t>A</m:t>
+        </m:r>
+      </m:oMath>
+      <w:r>
+        <w:t xml:space="preserve"> </w:t>
+      </w:r>
+      <w:r>
+        <w:t xml:space="preserve">is a temperature-dependent constant (</w:t>
+      </w:r>
+      <m:oMath>
+        <m:r>
+          <m:rPr>
+            <m:sty m:val="p"/>
+          </m:rPr>
+          <m:t>≈</m:t>
+        </m:r>
+        <m:r>
+          <m:t>0.509</m:t>
+        </m:r>
+        <m:sSup>
+          <m:e>
+            <m:r>
+              <m:rPr>
+                <m:nor/>
+                <m:sty m:val="p"/>
+              </m:rPr>
+              <m:t> L</m:t>
+            </m:r>
+          </m:e>
+          <m:sup>
+            <m:r>
+              <m:t>0.5</m:t>
+            </m:r>
+          </m:sup>
+        </m:sSup>
+        <m:sSup>
+          <m:e>
+            <m:r>
+              <m:rPr>
+                <m:nor/>
+                <m:sty m:val="p"/>
+              </m:rPr>
+              <m:t>mol</m:t>
+            </m:r>
+          </m:e>
+          <m:sup>
+            <m:r>
+              <m:rPr>
+                <m:sty m:val="p"/>
+              </m:rPr>
+              <m:t>−</m:t>
+            </m:r>
+            <m:r>
+              <m:t>0.5</m:t>
+            </m:r>
+          </m:sup>
+        </m:sSup>
+      </m:oMath>
+      <w:r>
+        <w:t xml:space="preserve"> </w:t>
+      </w:r>
+      <w:r>
+        <w:t xml:space="preserve">for water at 25 °C).</w:t>
+      </w:r>
+      <w:r>
+        <w:t xml:space="preserve"> </w:t>
+      </w:r>
+      <w:r>
+        <w:t xml:space="preserve">*</w:t>
+      </w:r>
+      <w:r>
+        <w:t xml:space="preserve"> </w:t>
+      </w:r>
+      <m:oMath>
+        <m:r>
+          <m:t>z</m:t>
+        </m:r>
+      </m:oMath>
+      <w:r>
+        <w:t xml:space="preserve"> </w:t>
+      </w:r>
+      <w:r>
+        <w:t xml:space="preserve">is the charge of the ion in question (for orthophosphate,</w:t>
+      </w:r>
+      <w:r>
+        <w:t xml:space="preserve"> </w:t>
+      </w:r>
+      <m:oMath>
+        <m:r>
+          <m:t>z</m:t>
+        </m:r>
+      </m:oMath>
+      <w:r>
+        <w:t xml:space="preserve"> </w:t>
+      </w:r>
+      <w:r>
+        <w:t xml:space="preserve">depends on pH, predominantly</w:t>
+      </w:r>
+      <w:r>
+        <w:t xml:space="preserve"> </w:t>
+      </w:r>
+      <m:oMath>
+        <m:r>
+          <m:rPr>
+            <m:sty m:val="p"/>
+          </m:rPr>
+          <m:t>−</m:t>
+        </m:r>
+        <m:r>
+          <m:t>1</m:t>
+        </m:r>
+      </m:oMath>
+      <w:r>
+        <w:t xml:space="preserve"> </w:t>
+      </w:r>
+      <w:r>
+        <w:t xml:space="preserve">for</w:t>
+      </w:r>
+      <w:r>
+        <w:t xml:space="preserve"> </w:t>
+      </w:r>
+      <m:oMath>
+        <m:sSub>
+          <m:e>
+            <m:r>
+              <m:t>H</m:t>
+            </m:r>
+          </m:e>
+          <m:sub>
+            <m:r>
+              <m:t>2</m:t>
+            </m:r>
+          </m:sub>
+        </m:sSub>
+        <m:r>
+          <m:t>P</m:t>
+        </m:r>
+        <m:sSubSup>
+          <m:e>
+            <m:r>
+              <m:t>O</m:t>
+            </m:r>
+          </m:e>
+          <m:sub>
+            <m:r>
+              <m:t>4</m:t>
+            </m:r>
+          </m:sub>
+          <m:sup>
+            <m:r>
+              <m:rPr>
+                <m:sty m:val="p"/>
+              </m:rPr>
+              <m:t>−</m:t>
+            </m:r>
+          </m:sup>
+        </m:sSubSup>
+      </m:oMath>
+      <w:r>
+        <w:t xml:space="preserve"> </w:t>
+      </w:r>
+      <w:r>
+        <w:t xml:space="preserve">and</w:t>
+      </w:r>
+      <w:r>
+        <w:t xml:space="preserve"> </w:t>
+      </w:r>
+      <m:oMath>
+        <m:r>
+          <m:rPr>
+            <m:sty m:val="p"/>
+          </m:rPr>
+          <m:t>−</m:t>
+        </m:r>
+        <m:r>
+          <m:t>2</m:t>
+        </m:r>
+      </m:oMath>
+      <w:r>
+        <w:t xml:space="preserve"> </w:t>
+      </w:r>
+      <w:r>
+        <w:t xml:space="preserve">for</w:t>
+      </w:r>
+      <w:r>
+        <w:t xml:space="preserve"> </w:t>
+      </w:r>
+      <m:oMath>
+        <m:r>
+          <m:t>H</m:t>
+        </m:r>
+        <m:r>
+          <m:t>P</m:t>
+        </m:r>
+        <m:sSubSup>
+          <m:e>
+            <m:r>
+              <m:t>O</m:t>
+            </m:r>
+          </m:e>
+          <m:sub>
+            <m:r>
+              <m:t>4</m:t>
+            </m:r>
+          </m:sub>
+          <m:sup>
+            <m:r>
+              <m:t>2</m:t>
+            </m:r>
+            <m:r>
+              <m:rPr>
+                <m:sty m:val="p"/>
+              </m:rPr>
+              <m:t>−</m:t>
+            </m:r>
+          </m:sup>
+        </m:sSubSup>
+      </m:oMath>
+      <w:r>
+        <w:t xml:space="preserve">).</w:t>
+      </w:r>
+      <w:r>
+        <w:t xml:space="preserve"> </w:t>
+      </w:r>
+      <w:r>
+        <w:t xml:space="preserve">*</w:t>
+      </w:r>
+      <w:r>
+        <w:t xml:space="preserve"> </w:t>
+      </w:r>
+      <m:oMath>
+        <m:r>
+          <m:t>I</m:t>
+        </m:r>
+      </m:oMath>
+      <w:r>
+        <w:t xml:space="preserve"> </w:t>
+      </w:r>
+      <w:r>
+        <w:t xml:space="preserve">is the total ionic strength of the extracted solution, calculated from the measured concentrations of major cations (</w:t>
+      </w:r>
+      <m:oMath>
+        <m:r>
+          <m:t>C</m:t>
+        </m:r>
+        <m:sSup>
+          <m:e>
+            <m:r>
+              <m:t>a</m:t>
+            </m:r>
+          </m:e>
+          <m:sup>
+            <m:r>
+              <m:t>2</m:t>
+            </m:r>
+            <m:r>
+              <m:rPr>
+                <m:sty m:val="p"/>
+              </m:rPr>
+              <m:t>+</m:t>
+            </m:r>
+          </m:sup>
+        </m:sSup>
+        <m:r>
+          <m:rPr>
+            <m:sty m:val="p"/>
+          </m:rPr>
+          <m:t>,</m:t>
+        </m:r>
+        <m:r>
+          <m:t>M</m:t>
+        </m:r>
+        <m:sSup>
+          <m:e>
+            <m:r>
+              <m:t>g</m:t>
+            </m:r>
+          </m:e>
+          <m:sup>
+            <m:r>
+              <m:t>2</m:t>
+            </m:r>
+            <m:r>
+              <m:rPr>
+                <m:sty m:val="p"/>
+              </m:rPr>
+              <m:t>+</m:t>
+            </m:r>
+          </m:sup>
+        </m:sSup>
+        <m:r>
+          <m:rPr>
+            <m:sty m:val="p"/>
+          </m:rPr>
+          <m:t>,</m:t>
+        </m:r>
+        <m:sSup>
+          <m:e>
+            <m:r>
+              <m:t>K</m:t>
+            </m:r>
+          </m:e>
+          <m:sup>
+            <m:r>
+              <m:rPr>
+                <m:sty m:val="p"/>
+              </m:rPr>
+              <m:t>+</m:t>
+            </m:r>
+          </m:sup>
+        </m:sSup>
+      </m:oMath>
+      <w:r>
+        <w:t xml:space="preserve">).</w:t>
+      </w:r>
+    </w:p>
+    <w:bookmarkEnd w:id="10"/>
+    <w:bookmarkStart w:id="13" w:name="X7cfd2e40ece616de93c98fe743f64dd11c88404"/>
+    <w:p>
+      <w:pPr>
+        <w:pStyle w:val="Heading2"/>
+      </w:pPr>
+      <w:r>
+        <w:t xml:space="preserve">1.3 A.3. Implementation of Thermodynamic Correction</w:t>
+      </w:r>
+    </w:p>
+    <w:p>
+      <w:pPr>
+        <w:pStyle w:val="FirstParagraph"/>
+      </w:pPr>
+      <w:r>
+        <w:t xml:space="preserve">To assess the theoretical P-Intensity (</w:t>
+      </w:r>
+      <m:oMath>
+        <m:r>
+          <m:t>I</m:t>
+        </m:r>
+      </m:oMath>
+      <w:r>
+        <w:t xml:space="preserve">) and formulate the Phosphorus Buffering Capacity (PBC), the operationally defined</w:t>
+      </w:r>
+      <w:r>
+        <w:t xml:space="preserve"> </w:t>
+      </w:r>
+      <m:oMath>
+        <m:sSub>
+          <m:e>
+            <m:r>
+              <m:t>P</m:t>
+            </m:r>
+          </m:e>
+          <m:sub>
+            <m:r>
+              <m:t>C</m:t>
+            </m:r>
+            <m:sSub>
+              <m:e>
+                <m:r>
+                  <m:t>O</m:t>
+                </m:r>
+              </m:e>
+              <m:sub>
+                <m:r>
+                  <m:t>2</m:t>
+                </m:r>
+              </m:sub>
+            </m:sSub>
+          </m:sub>
+        </m:sSub>
+      </m:oMath>
+      <w:r>
+        <w:t xml:space="preserve"> </w:t>
+      </w:r>
+      <w:r>
+        <w:t xml:space="preserve">concentrations are converted to thermodynamic activities using the following sequential steps:</w:t>
+      </w:r>
+    </w:p>
+    <w:p>
+      <w:pPr>
+        <w:pStyle w:val="Compact"/>
+        <w:numPr>
+          <w:ilvl w:val="0"/>
+          <w:numId w:val="1001"/>
+        </w:numPr>
+      </w:pPr>
+      <w:r>
+        <w:rPr>
+          <w:b/>
+          <w:bCs/>
+        </w:rPr>
+        <w:t xml:space="preserve">Determine Total Ionic Strength (</w:t>
+      </w:r>
+      <m:oMath>
+        <m:r>
+          <m:t>I</m:t>
+        </m:r>
+      </m:oMath>
+      <w:r>
+        <w:rPr>
+          <w:b/>
+          <w:bCs/>
+        </w:rPr>
+        <w:t xml:space="preserve">):</w:t>
+      </w:r>
+      <w:r>
+        <w:t xml:space="preserve"> </w:t>
+      </w:r>
+      <w:r>
+        <w:t xml:space="preserve">Using the measured cation concentrations from the extracts.</w:t>
+      </w:r>
+    </w:p>
+    <w:p>
+      <w:pPr>
+        <w:pStyle w:val="Compact"/>
+      </w:pPr>
+      <m:oMathPara>
+        <m:oMathParaPr>
+          <m:jc m:val="center"/>
+        </m:oMathParaPr>
+        <m:oMath>
+          <m:r>
+            <m:t>I</m:t>
+          </m:r>
+          <m:r>
+            <m:rPr>
+              <m:sty m:val="p"/>
+            </m:rPr>
+            <m:t>=</m:t>
+          </m:r>
+          <m:f>
+            <m:fPr>
+              <m:type m:val="bar"/>
+            </m:fPr>
+            <m:num>
+              <m:r>
+                <m:t>1</m:t>
+              </m:r>
+            </m:num>
+            <m:den>
+              <m:r>
+                <m:t>2</m:t>
+              </m:r>
+            </m:den>
+          </m:f>
+          <m:d>
+            <m:dPr>
+              <m:begChr m:val="("/>
+              <m:sepChr m:val=""/>
+              <m:endChr m:val=")"/>
+              <m:grow/>
+            </m:dPr>
+            <m:e>
+              <m:r>
+                <m:rPr>
+                  <m:sty m:val="p"/>
+                </m:rPr>
+                <m:t>[</m:t>
+              </m:r>
+              <m:sSup>
+                <m:e>
+                  <m:r>
+                    <m:t>K</m:t>
+                  </m:r>
+                </m:e>
+                <m:sup>
+                  <m:r>
+                    <m:rPr>
+                      <m:sty m:val="p"/>
+                    </m:rPr>
+                    <m:t>+</m:t>
+                  </m:r>
+                </m:sup>
+              </m:sSup>
+              <m:r>
+                <m:rPr>
+                  <m:sty m:val="p"/>
+                </m:rPr>
+                <m:t>]</m:t>
+              </m:r>
+              <m:r>
+                <m:rPr>
+                  <m:sty m:val="p"/>
+                </m:rPr>
+                <m:t>+</m:t>
+              </m:r>
+              <m:r>
+                <m:t>4</m:t>
+              </m:r>
+              <m:r>
+                <m:rPr>
+                  <m:sty m:val="p"/>
+                </m:rPr>
+                <m:t>[</m:t>
+              </m:r>
+              <m:r>
+                <m:t>C</m:t>
+              </m:r>
+              <m:sSup>
+                <m:e>
+                  <m:r>
+                    <m:t>a</m:t>
+                  </m:r>
+                </m:e>
+                <m:sup>
+                  <m:r>
+                    <m:t>2</m:t>
+                  </m:r>
+                  <m:r>
+                    <m:rPr>
+                      <m:sty m:val="p"/>
+                    </m:rPr>
+                    <m:t>+</m:t>
+                  </m:r>
+                </m:sup>
+              </m:sSup>
+              <m:r>
+                <m:rPr>
+                  <m:sty m:val="p"/>
+                </m:rPr>
+                <m:t>]</m:t>
+              </m:r>
+              <m:r>
+                <m:rPr>
+                  <m:sty m:val="p"/>
+                </m:rPr>
+                <m:t>+</m:t>
+              </m:r>
+              <m:r>
+                <m:t>4</m:t>
+              </m:r>
+              <m:r>
+                <m:rPr>
+                  <m:sty m:val="p"/>
+                </m:rPr>
+                <m:t>[</m:t>
+              </m:r>
+              <m:r>
+                <m:t>M</m:t>
+              </m:r>
+              <m:sSup>
+                <m:e>
+                  <m:r>
+                    <m:t>g</m:t>
+                  </m:r>
+                </m:e>
+                <m:sup>
+                  <m:r>
+                    <m:t>2</m:t>
+                  </m:r>
+                  <m:r>
+                    <m:rPr>
+                      <m:sty m:val="p"/>
+                    </m:rPr>
+                    <m:t>+</m:t>
+                  </m:r>
+                </m:sup>
+              </m:sSup>
+              <m:r>
+                <m:rPr>
+                  <m:sty m:val="p"/>
+                </m:rPr>
+                <m:t>]</m:t>
+              </m:r>
+              <m:r>
+                <m:rPr>
+                  <m:sty m:val="p"/>
+                </m:rPr>
+                <m:t>+</m:t>
+              </m:r>
+              <m:r>
+                <m:rPr>
+                  <m:sty m:val="p"/>
+                </m:rPr>
+                <m:t>…</m:t>
+              </m:r>
+            </m:e>
+          </m:d>
+        </m:oMath>
+      </m:oMathPara>
+    </w:p>
+    <w:p>
+      <w:pPr>
+        <w:pStyle w:val="Compact"/>
+        <w:numPr>
+          <w:ilvl w:val="0"/>
+          <w:numId w:val="1001"/>
+        </w:numPr>
+      </w:pPr>
+      <w:r>
+        <w:rPr>
+          <w:b/>
+          <w:bCs/>
+        </w:rPr>
+        <w:t xml:space="preserve">Calculate the Activity Coefficient (</w:t>
+      </w:r>
+      <m:oMath>
+        <m:r>
+          <m:t>γ</m:t>
+        </m:r>
+      </m:oMath>
+      <w:r>
+        <w:rPr>
+          <w:b/>
+          <w:bCs/>
+        </w:rPr>
+        <w:t xml:space="preserve">):</w:t>
+      </w:r>
+      <w:r>
+        <w:t xml:space="preserve"> </w:t>
+      </w:r>
+      <w:r>
+        <w:t xml:space="preserve">Applying the Davies equation based on the sample’s specific</w:t>
+      </w:r>
+      <w:r>
+        <w:t xml:space="preserve"> </w:t>
+      </w:r>
+      <m:oMath>
+        <m:r>
+          <m:t>I</m:t>
+        </m:r>
+      </m:oMath>
+      <w:r>
+        <w:t xml:space="preserve">.</w:t>
+      </w:r>
+    </w:p>
+    <w:p>
+      <w:pPr>
+        <w:pStyle w:val="Compact"/>
+        <w:numPr>
+          <w:ilvl w:val="0"/>
+          <w:numId w:val="1001"/>
+        </w:numPr>
+      </w:pPr>
+      <w:r>
+        <w:rPr>
+          <w:b/>
+          <w:bCs/>
+        </w:rPr>
+        <w:t xml:space="preserve">Compute Chemical Activity:</w:t>
+      </w:r>
+    </w:p>
+    <w:p>
+      <w:pPr>
+        <w:pStyle w:val="Compact"/>
+      </w:pPr>
+      <m:oMathPara>
+        <m:oMathParaPr>
+          <m:jc m:val="center"/>
+        </m:oMathParaPr>
+        <m:oMath>
+          <m:r>
+            <m:rPr>
+              <m:nor/>
+              <m:sty m:val="p"/>
+            </m:rPr>
+            <m:t>Activity</m:t>
+          </m:r>
+          <m:r>
+            <m:rPr>
+              <m:sty m:val="p"/>
+            </m:rPr>
+            <m:t>(</m:t>
+          </m:r>
+          <m:r>
+            <m:t>P</m:t>
+          </m:r>
+          <m:r>
+            <m:rPr>
+              <m:sty m:val="p"/>
+            </m:rPr>
+            <m:t>)</m:t>
+          </m:r>
+          <m:r>
+            <m:rPr>
+              <m:sty m:val="p"/>
+            </m:rPr>
+            <m:t>=</m:t>
+          </m:r>
+          <m:r>
+            <m:rPr>
+              <m:sty m:val="p"/>
+            </m:rPr>
+            <m:t>[</m:t>
+          </m:r>
+          <m:sSub>
+            <m:e>
+              <m:r>
+                <m:t>P</m:t>
+              </m:r>
+            </m:e>
+            <m:sub>
+              <m:r>
+                <m:t>C</m:t>
+              </m:r>
+              <m:sSub>
+                <m:e>
+                  <m:r>
+                    <m:t>O</m:t>
+                  </m:r>
+                </m:e>
+                <m:sub>
+                  <m:r>
+                    <m:t>2</m:t>
+                  </m:r>
+                </m:sub>
+              </m:sSub>
+            </m:sub>
+          </m:sSub>
+          <m:r>
+            <m:rPr>
+              <m:sty m:val="p"/>
+            </m:rPr>
+            <m:t>]</m:t>
+          </m:r>
+          <m:r>
+            <m:rPr>
+              <m:sty m:val="p"/>
+            </m:rPr>
+            <m:t>×</m:t>
+          </m:r>
+          <m:r>
+            <m:t>γ</m:t>
+          </m:r>
+        </m:oMath>
+      </m:oMathPara>
+    </w:p>
+    <w:p>
+      <w:pPr>
+        <w:pStyle w:val="FirstParagraph"/>
+      </w:pPr>
+      <w:r>
+        <w:t xml:space="preserve">By standardizing the measurements to their true thermodynamic activity, we remove the analytical bias introduced by varying soil salinity and pedoclimatic history, allowing for an absolute comparison of P-Intensity across all STYCS experimental sites.</w:t>
+      </w:r>
+      <w:r>
+        <w:t xml:space="preserve"> </w:t>
+      </w:r>
+      <w:r>
+        <w:t xml:space="preserve">## A.4 Supplementary Materials and Reproducibility</w:t>
+      </w:r>
+    </w:p>
+    <w:p>
+      <w:pPr>
+        <w:pStyle w:val="BodyText"/>
       </w:pPr>
       <w:r>
         <w:t xml:space="preserve">This Master’s thesis was produced using a fully reproducible workflow with the</w:t>
@@ -66,14 +2610,14 @@
       <w:r>
         <w:t xml:space="preserve"> </w:t>
       </w:r>
-      <w:hyperlink r:id="rId9">
+      <w:hyperlink r:id="rId11">
         <w:r>
           <w:rPr>
             <w:rStyle w:val="Hyperlink"/>
             <w:b/>
             <w:bCs/>
           </w:rPr>
-          <w:t xml:space="preserve">[https://github.com/Andrapodon/Master-Thesis-P-kinetics]</w:t>
+          <w:t xml:space="preserve">[https://github.com/ptochosgeorgos/Article-P-desorption-kinetics]</w:t>
         </w:r>
       </w:hyperlink>
     </w:p>
@@ -99,14 +2643,14 @@
       <w:r>
         <w:t xml:space="preserve"> </w:t>
       </w:r>
-      <w:hyperlink r:id="rId10">
+      <w:hyperlink r:id="rId12">
         <w:r>
           <w:rPr>
             <w:rStyle w:val="Hyperlink"/>
             <w:b/>
             <w:bCs/>
           </w:rPr>
-          <w:t xml:space="preserve">[https://andrapodon.github.io/Master-Thesis-P-kinetics/]</w:t>
+          <w:t xml:space="preserve">[https://ptochosgeorgos.github.io/Article-P-desorption-kinetics/]</w:t>
         </w:r>
       </w:hyperlink>
     </w:p>
@@ -118,8 +2662,8 @@
         <w:t xml:space="preserve">This approach ensures full transparency and allows for the complete replication of the findings presented in this thesis.</w:t>
       </w:r>
     </w:p>
-    <w:bookmarkEnd w:id="11"/>
-    <w:bookmarkEnd w:id="12"/>
+    <w:bookmarkEnd w:id="13"/>
+    <w:bookmarkEnd w:id="14"/>
     <w:sectPr>
       <w:footnotePr>
         <w:numRestart w:val="eachSect"/>
@@ -230,8 +2774,123 @@
       </w:pPr>
     </w:lvl>
   </w:abstractNum>
+  <w:abstractNum w:abstractNumId="99411">
+    <w:nsid w:val="00A99411"/>
+    <w:multiLevelType w:val="multilevel"/>
+    <w:lvl w:ilvl="0">
+      <w:start w:val="1"/>
+      <w:numFmt w:val="decimal"/>
+      <w:lvlText w:val="%1."/>
+      <w:lvlJc w:val="left"/>
+      <w:pPr>
+        <w:ind w:left="720" w:hanging="360"/>
+      </w:pPr>
+    </w:lvl>
+    <w:lvl w:ilvl="1">
+      <w:start w:val="1"/>
+      <w:numFmt w:val="decimal"/>
+      <w:lvlText w:val="%2."/>
+      <w:lvlJc w:val="left"/>
+      <w:pPr>
+        <w:ind w:left="1440" w:hanging="360"/>
+      </w:pPr>
+    </w:lvl>
+    <w:lvl w:ilvl="2">
+      <w:start w:val="1"/>
+      <w:numFmt w:val="decimal"/>
+      <w:lvlText w:val="%3."/>
+      <w:lvlJc w:val="left"/>
+      <w:pPr>
+        <w:ind w:left="2160" w:hanging="360"/>
+      </w:pPr>
+    </w:lvl>
+    <w:lvl w:ilvl="3">
+      <w:start w:val="1"/>
+      <w:numFmt w:val="decimal"/>
+      <w:lvlText w:val="%4."/>
+      <w:lvlJc w:val="left"/>
+      <w:pPr>
+        <w:ind w:left="2880" w:hanging="360"/>
+      </w:pPr>
+    </w:lvl>
+    <w:lvl w:ilvl="4">
+      <w:start w:val="1"/>
+      <w:numFmt w:val="decimal"/>
+      <w:lvlText w:val="%5."/>
+      <w:lvlJc w:val="left"/>
+      <w:pPr>
+        <w:ind w:left="3600" w:hanging="360"/>
+      </w:pPr>
+    </w:lvl>
+    <w:lvl w:ilvl="5">
+      <w:start w:val="1"/>
+      <w:numFmt w:val="decimal"/>
+      <w:lvlText w:val="%6."/>
+      <w:lvlJc w:val="left"/>
+      <w:pPr>
+        <w:ind w:left="4320" w:hanging="360"/>
+      </w:pPr>
+    </w:lvl>
+    <w:lvl w:ilvl="6">
+      <w:start w:val="1"/>
+      <w:numFmt w:val="decimal"/>
+      <w:lvlText w:val="%7."/>
+      <w:lvlJc w:val="left"/>
+      <w:pPr>
+        <w:ind w:left="5040" w:hanging="360"/>
+      </w:pPr>
+    </w:lvl>
+    <w:lvl w:ilvl="7">
+      <w:start w:val="1"/>
+      <w:numFmt w:val="decimal"/>
+      <w:lvlText w:val="%8."/>
+      <w:lvlJc w:val="left"/>
+      <w:pPr>
+        <w:ind w:left="5760" w:hanging="360"/>
+      </w:pPr>
+    </w:lvl>
+    <w:lvl w:ilvl="8">
+      <w:start w:val="1"/>
+      <w:numFmt w:val="decimal"/>
+      <w:lvlText w:val="%9."/>
+      <w:lvlJc w:val="left"/>
+      <w:pPr>
+        <w:ind w:left="6480" w:hanging="360"/>
+      </w:pPr>
+    </w:lvl>
+  </w:abstractNum>
   <w:num w:numId="1000">
     <w:abstractNumId w:val="990"/>
+  </w:num>
+  <w:num w:numId="1001">
+    <w:abstractNumId w:val="99411"/>
+    <w:lvlOverride w:ilvl="0">
+      <w:startOverride w:val="1"/>
+    </w:lvlOverride>
+    <w:lvlOverride w:ilvl="1">
+      <w:startOverride w:val="1"/>
+    </w:lvlOverride>
+    <w:lvlOverride w:ilvl="2">
+      <w:startOverride w:val="1"/>
+    </w:lvlOverride>
+    <w:lvlOverride w:ilvl="3">
+      <w:startOverride w:val="1"/>
+    </w:lvlOverride>
+    <w:lvlOverride w:ilvl="4">
+      <w:startOverride w:val="1"/>
+    </w:lvlOverride>
+    <w:lvlOverride w:ilvl="5">
+      <w:startOverride w:val="1"/>
+    </w:lvlOverride>
+    <w:lvlOverride w:ilvl="6">
+      <w:startOverride w:val="1"/>
+    </w:lvlOverride>
+    <w:lvlOverride w:ilvl="7">
+      <w:startOverride w:val="1"/>
+    </w:lvlOverride>
+    <w:lvlOverride w:ilvl="8">
+      <w:startOverride w:val="1"/>
+    </w:lvlOverride>
   </w:num>
 </w:numbering>
 </file>
